--- a/docs/videostyleguide.docx
+++ b/docs/videostyleguide.docx
@@ -735,19 +735,7 @@
           <w:rPr>
             <w:rStyle w:val="Hyperlink"/>
           </w:rPr>
-          <w:t xml:space="preserve">This work is licensed under CC BY-NC-SA</w:t>
-        </w:r>
-        <w:r>
-          <w:rPr>
-            <w:rStyle w:val="Hyperlink"/>
-          </w:rPr>
-          <w:t xml:space="preserve"> </w:t>
-        </w:r>
-        <w:r>
-          <w:rPr>
-            <w:rStyle w:val="Hyperlink"/>
-          </w:rPr>
-          <w:t xml:space="preserve">4.0.</w:t>
+          <w:t xml:space="preserve">This work is licensed under CC BY-NC-SA 4.0.</w:t>
         </w:r>
       </w:hyperlink>
     </w:p>
